--- a/_toc.docx
+++ b/_toc.docx
@@ -503,7 +503,7 @@
                 <w:szCs w:val="24"/>
                 <w:color w:val="000000"/>
               </w:rPr>
-              <w:t xml:space="preserve">8</w:t>
+              <w:t xml:space="preserve">9</w:t>
             </w:r>
           </w:p>
         </w:tc>
@@ -597,7 +597,7 @@
                 <w:szCs w:val="24"/>
                 <w:color w:val="000000"/>
               </w:rPr>
-              <w:t xml:space="preserve">9</w:t>
+              <w:t xml:space="preserve">10</w:t>
             </w:r>
           </w:p>
         </w:tc>
@@ -691,7 +691,7 @@
                 <w:szCs w:val="24"/>
                 <w:color w:val="000000"/>
               </w:rPr>
-              <w:t xml:space="preserve">14</w:t>
+              <w:t xml:space="preserve">17</w:t>
             </w:r>
           </w:p>
         </w:tc>
@@ -785,7 +785,7 @@
                 <w:szCs w:val="24"/>
                 <w:color w:val="000000"/>
               </w:rPr>
-              <w:t xml:space="preserve">15</w:t>
+              <w:t xml:space="preserve">18</w:t>
             </w:r>
           </w:p>
         </w:tc>
@@ -879,7 +879,7 @@
                 <w:szCs w:val="24"/>
                 <w:color w:val="000000"/>
               </w:rPr>
-              <w:t xml:space="preserve">22</w:t>
+              <w:t xml:space="preserve">25</w:t>
             </w:r>
           </w:p>
         </w:tc>
@@ -973,7 +973,7 @@
                 <w:szCs w:val="24"/>
                 <w:color w:val="000000"/>
               </w:rPr>
-              <w:t xml:space="preserve">26</w:t>
+              <w:t xml:space="preserve">31</w:t>
             </w:r>
           </w:p>
         </w:tc>
